--- a/T01.2_FavoriteRoute_API_v1.docx
+++ b/T01.2_FavoriteRoute_API_v1.docx
@@ -100,7 +100,7 @@
         <w:t xml:space="preserve"> </w:t>
       </w:r>
       <w:r>
-        <w:t xml:space="preserve">v1.0, 07.10.2026 ·</w:t>
+        <w:t xml:space="preserve">v1.1, 07.10.2026 ·</w:t>
       </w:r>
       <w:r>
         <w:t xml:space="preserve"> </w:t>
@@ -117,6 +117,54 @@
       </w:r>
       <w:r>
         <w:t xml:space="preserve">проект спецификации для согласования</w:t>
+      </w:r>
+    </w:p>
+    <w:p>
+      <w:pPr>
+        <w:pStyle w:val="BodyText"/>
+      </w:pPr>
+      <w:r>
+        <w:rPr>
+          <w:bCs/>
+          <w:b/>
+        </w:rPr>
+        <w:t xml:space="preserve">Изменения v1.1 (по итогам сверки с T01.1 и исходным кодом).</w:t>
+      </w:r>
+      <w:r>
+        <w:t xml:space="preserve"> </w:t>
+      </w:r>
+      <w:r>
+        <w:t xml:space="preserve">1) Единица ожидания — миллисекунды, с оговоркой: в исходящем сообщении перевозчику ожидание передаётся в секундах, это отдельный контракт (T01.1, D05); формулировка «везде миллисекунды» снята. 2) Имя поля человекочитаемого номера больше не подаётся как решённое: протокол 17.09.2026 (п. 1) фиксирует переименование, но имени не называет — в таблицах используется рабочее</w:t>
+      </w:r>
+      <w:r>
+        <w:t xml:space="preserve"> </w:t>
+      </w:r>
+      <w:r>
+        <w:rPr>
+          <w:rStyle w:val="VerbatimChar"/>
+        </w:rPr>
+        <w:t xml:space="preserve">favoriteRouteNumber</w:t>
+      </w:r>
+      <w:r>
+        <w:t xml:space="preserve">, решение вынесено в Q17. 3) Q15 (</w:t>
+      </w:r>
+      <w:r>
+        <w:rPr>
+          <w:rStyle w:val="VerbatimChar"/>
+        </w:rPr>
+        <w:t xml:space="preserve">tariff_id</w:t>
+      </w:r>
+      <w:r>
+        <w:t xml:space="preserve">) и Q18 (</w:t>
+      </w:r>
+      <w:r>
+        <w:rPr>
+          <w:rStyle w:val="VerbatimChar"/>
+        </w:rPr>
+        <w:t xml:space="preserve">travel_time</w:t>
+      </w:r>
+      <w:r>
+        <w:t xml:space="preserve">) закрыты: оба поля есть в актуальной редакции T01.1, возврат изменений DDL не требуется. 4) В раздел 1.4 добавлена явная строка о том, что массовый импорт не входит в объём T01.2 (вопрос заказчику 11, вопрос архитектору 25).</w:t>
       </w:r>
       <w:r>
         <w:t xml:space="preserve"> </w:t>
@@ -746,62 +794,52 @@
               <w:jc w:val="left"/>
             </w:pPr>
             <w:r>
-              <w:t xml:space="preserve">Массовая загрузка маршрутов из Excel</w:t>
-            </w:r>
-          </w:p>
-        </w:tc>
-        <w:tc>
-          <w:tcPr/>
-          <w:p>
-            <w:pPr>
-              <w:pStyle w:val="Compact"/>
-              <w:jc w:val="left"/>
-            </w:pPr>
-            <w:r>
-              <w:t xml:space="preserve">В декомпозиции EPIC задачи нет — см. Q16</w:t>
-            </w:r>
-          </w:p>
-        </w:tc>
-      </w:tr>
-      <w:tr>
-        <w:tc>
-          <w:tcPr/>
-          <w:p>
-            <w:pPr>
-              <w:pStyle w:val="Compact"/>
-              <w:jc w:val="left"/>
-            </w:pPr>
-            <w:r>
-              <w:t xml:space="preserve">Изменения DDL (новые поля</w:t>
-            </w:r>
-            <w:r>
-              <w:t xml:space="preserve"> </w:t>
-            </w:r>
+              <w:t xml:space="preserve">Массовый импорт маршрутов из Excel</w:t>
+            </w:r>
+          </w:p>
+        </w:tc>
+        <w:tc>
+          <w:tcPr/>
+          <w:p>
+            <w:pPr>
+              <w:pStyle w:val="Compact"/>
+              <w:jc w:val="left"/>
+            </w:pPr>
             <w:r>
               <w:rPr>
-                <w:rStyle w:val="VerbatimChar"/>
+                <w:bCs/>
+                <w:b/>
               </w:rPr>
-              <w:t xml:space="preserve">tariff_id</w:t>
-            </w:r>
-            <w:r>
-              <w:t xml:space="preserve">, время в пути без ожидания)</w:t>
-            </w:r>
-          </w:p>
-        </w:tc>
-        <w:tc>
-          <w:tcPr/>
-          <w:p>
-            <w:pPr>
-              <w:pStyle w:val="Compact"/>
-              <w:jc w:val="left"/>
-            </w:pPr>
-            <w:r>
-              <w:t xml:space="preserve">T01.1 — возврат изменений по итогам протокола 17.09.2026</w:t>
+              <w:t xml:space="preserve">Не входит в текущий объём T01.2.</w:t>
+            </w:r>
+            <w:r>
+              <w:t xml:space="preserve"> </w:t>
+            </w:r>
+            <w:r>
+              <w:t xml:space="preserve">Требование подтверждено (10.09.2026, п. 10; 17.09.2026, п. 11), но задачи в декомпозиции EPIC нет и объём не оговорён. Решение — вопрос заказчику 11 и вопрос архитектору 25 (Q16)</w:t>
             </w:r>
           </w:p>
         </w:tc>
       </w:tr>
     </w:tbl>
+    <w:p>
+      <w:pPr>
+        <w:pStyle w:val="BodyText"/>
+      </w:pPr>
+      <w:r>
+        <w:rPr>
+          <w:bCs/>
+          <w:b/>
+        </w:rPr>
+        <w:t xml:space="preserve">Массовый импорт не входит в текущий объём T01.2.</w:t>
+      </w:r>
+      <w:r>
+        <w:t xml:space="preserve"> </w:t>
+      </w:r>
+      <w:r>
+        <w:t xml:space="preserve">Решение по объёму — вопрос заказчику 11 и вопрос архитектору 25 (Q16). Пробел в документе не означает, что импорт забыт: пока решение не принято, ручек валидации файла и загрузки в контракте нет.</w:t>
+      </w:r>
+    </w:p>
     <w:bookmarkEnd w:id="23"/>
     <w:bookmarkStart w:id="24" w:name="X4ebf87f65eb73b24f67e50f943a9e0d74237e15"/>
     <w:p>
@@ -1852,7 +1890,37 @@
               <w:t xml:space="preserve">DurationMillisConverter</w:t>
             </w:r>
             <w:r>
-              <w:t xml:space="preserve">,</w:t>
+              <w:t xml:space="preserve"> </w:t>
+            </w:r>
+            <w:r>
+              <w:t xml:space="preserve">/</w:t>
+            </w:r>
+            <w:r>
+              <w:t xml:space="preserve"> </w:t>
+            </w:r>
+            <w:r>
+              <w:rPr>
+                <w:rStyle w:val="VerbatimChar"/>
+              </w:rPr>
+              <w:t xml:space="preserve">MillisDurationConverter</w:t>
+            </w:r>
+            <w:r>
+              <w:t xml:space="preserve"> </w:t>
+            </w:r>
+            <w:r>
+              <w:t xml:space="preserve">на</w:t>
+            </w:r>
+            <w:r>
+              <w:t xml:space="preserve"> </w:t>
+            </w:r>
+            <w:r>
+              <w:rPr>
+                <w:rStyle w:val="VerbatimChar"/>
+              </w:rPr>
+              <w:t xml:space="preserve">WaypointDTO</w:t>
+            </w:r>
+            <w:r>
+              <w:t xml:space="preserve">;</w:t>
             </w:r>
             <w:r>
               <w:t xml:space="preserve"> </w:t>
@@ -1936,7 +2004,60 @@
               <w:jc w:val="left"/>
             </w:pPr>
             <w:r>
-              <w:t xml:space="preserve">Ожидание точки — миллисекунды, не секунды</w:t>
+              <w:t xml:space="preserve">Ожидание точки в API и хранении — миллисекунды.</w:t>
+            </w:r>
+            <w:r>
+              <w:t xml:space="preserve"> </w:t>
+            </w:r>
+            <w:r>
+              <w:rPr>
+                <w:bCs/>
+                <w:b/>
+              </w:rPr>
+              <w:t xml:space="preserve">Исключение:</w:t>
+            </w:r>
+            <w:r>
+              <w:t xml:space="preserve"> </w:t>
+            </w:r>
+            <w:r>
+              <w:t xml:space="preserve">в исходящем сообщении перевозчику (диспетчерской) ожидание передаётся в</w:t>
+            </w:r>
+            <w:r>
+              <w:t xml:space="preserve"> </w:t>
+            </w:r>
+            <w:r>
+              <w:rPr>
+                <w:bCs/>
+                <w:b/>
+              </w:rPr>
+              <w:t xml:space="preserve">секундах</w:t>
+            </w:r>
+            <w:r>
+              <w:t xml:space="preserve"> </w:t>
+            </w:r>
+            <w:r>
+              <w:t xml:space="preserve">(</w:t>
+            </w:r>
+            <w:r>
+              <w:rPr>
+                <w:rStyle w:val="VerbatimChar"/>
+              </w:rPr>
+              <w:t xml:space="preserve">toSeconds()</w:t>
+            </w:r>
+            <w:r>
+              <w:t xml:space="preserve">,</w:t>
+            </w:r>
+            <w:r>
+              <w:t xml:space="preserve"> </w:t>
+            </w:r>
+            <w:r>
+              <w:rPr>
+                <w:rStyle w:val="VerbatimChar"/>
+              </w:rPr>
+              <w:t xml:space="preserve">OutContractorTaxiTripMessageMapperImpl.java:316</w:t>
+            </w:r>
+            <w:r>
+              <w:t xml:space="preserve">) — это отдельный контракт, описанный в T01.1 (D05). Формулировка «везде миллисекунды» неверна</w:t>
             </w:r>
           </w:p>
         </w:tc>
@@ -2863,7 +2984,7 @@
         <w:pStyle w:val="Compact"/>
       </w:pPr>
       <w:r>
-        <w:t xml:space="preserve">Переименования по протоколу 17.09.2026 (п. 1, 2):</w:t>
+        <w:t xml:space="preserve">Вид транспорта: поле</w:t>
       </w:r>
       <w:r>
         <w:t xml:space="preserve"> </w:t>
@@ -2872,52 +2993,68 @@
         <w:rPr>
           <w:rStyle w:val="VerbatimChar"/>
         </w:rPr>
+        <w:t xml:space="preserve">service_type</w:t>
+      </w:r>
+      <w:r>
+        <w:t xml:space="preserve"> </w:t>
+      </w:r>
+      <w:r>
+        <w:t xml:space="preserve">переименовано в</w:t>
+      </w:r>
+      <w:r>
+        <w:t xml:space="preserve"> </w:t>
+      </w:r>
+      <w:r>
+        <w:rPr>
+          <w:rStyle w:val="VerbatimChar"/>
+        </w:rPr>
+        <w:t xml:space="preserve">transportType</w:t>
+      </w:r>
+      <w:r>
+        <w:t xml:space="preserve"> </w:t>
+      </w:r>
+      <w:r>
+        <w:t xml:space="preserve">— протокол 17.09.2026, п. 2 («поле переименовывается в transportType», вопрос закрыт однозначно).</w:t>
+      </w:r>
+    </w:p>
+    <w:p>
+      <w:pPr>
+        <w:numPr>
+          <w:ilvl w:val="0"/>
+          <w:numId w:val="1002"/>
+        </w:numPr>
+        <w:pStyle w:val="Compact"/>
+      </w:pPr>
+      <w:r>
+        <w:t xml:space="preserve">Номер маршрута: протокол 17.09.2026 (п. 1) фиксирует само переименование</w:t>
+      </w:r>
+      <w:r>
+        <w:t xml:space="preserve"> </w:t>
+      </w:r>
+      <w:r>
+        <w:rPr>
+          <w:rStyle w:val="VerbatimChar"/>
+        </w:rPr>
         <w:t xml:space="preserve">route_number</w:t>
       </w:r>
       <w:r>
-        <w:t xml:space="preserve"> </w:t>
-      </w:r>
-      <w:r>
-        <w:t xml:space="preserve">→</w:t>
-      </w:r>
-      <w:r>
-        <w:t xml:space="preserve"> </w:t>
-      </w:r>
-      <w:r>
-        <w:rPr>
-          <w:rStyle w:val="VerbatimChar"/>
-        </w:rPr>
-        <w:t xml:space="preserve">favoriteRoute</w:t>
-      </w:r>
-      <w:r>
-        <w:t xml:space="preserve">,</w:t>
-      </w:r>
-      <w:r>
-        <w:t xml:space="preserve"> </w:t>
-      </w:r>
-      <w:r>
-        <w:rPr>
-          <w:rStyle w:val="VerbatimChar"/>
-        </w:rPr>
-        <w:t xml:space="preserve">service_type</w:t>
-      </w:r>
-      <w:r>
-        <w:t xml:space="preserve"> </w:t>
-      </w:r>
-      <w:r>
-        <w:t xml:space="preserve">→</w:t>
-      </w:r>
-      <w:r>
-        <w:t xml:space="preserve"> </w:t>
-      </w:r>
-      <w:r>
-        <w:rPr>
-          <w:rStyle w:val="VerbatimChar"/>
-        </w:rPr>
-        <w:t xml:space="preserve">transportType</w:t>
-      </w:r>
-      <w:r>
-        <w:t xml:space="preserve">.</w:t>
+        <w:t xml:space="preserve">, но</w:t>
+      </w:r>
+      <w:r>
+        <w:t xml:space="preserve"> </w:t>
+      </w:r>
+      <w:r>
+        <w:rPr>
+          <w:bCs/>
+          <w:b/>
+        </w:rPr>
+        <w:t xml:space="preserve">точного имени поля не называет</w:t>
+      </w:r>
+      <w:r>
+        <w:t xml:space="preserve"> </w:t>
+      </w:r>
+      <w:r>
+        <w:t xml:space="preserve">(в записи обсуждались префиксы и риск путаницы с полями других сервисов). Имя поля подтверждённым решением не является ни в одну сторону — см. Q17.</w:t>
       </w:r>
     </w:p>
     <w:p>
@@ -2967,7 +3104,7 @@
         <w:t xml:space="preserve">id</w:t>
       </w:r>
       <w:r>
-        <w:t xml:space="preserve">;</w:t>
+        <w:t xml:space="preserve">; человекочитаемый номер предназначен для отображения и поиска. Имя его поля в API не утверждено — в таблицах ниже используется рабочее</w:t>
       </w:r>
       <w:r>
         <w:t xml:space="preserve"> </w:t>
@@ -2976,13 +3113,13 @@
         <w:rPr>
           <w:rStyle w:val="VerbatimChar"/>
         </w:rPr>
-        <w:t xml:space="preserve">favoriteRoute</w:t>
-      </w:r>
-      <w:r>
-        <w:t xml:space="preserve"> </w:t>
-      </w:r>
-      <w:r>
-        <w:t xml:space="preserve">(человекочитаемый номер) предназначен для отображения и поиска.</w:t>
+        <w:t xml:space="preserve">favoriteRouteNumber</w:t>
+      </w:r>
+      <w:r>
+        <w:t xml:space="preserve"> </w:t>
+      </w:r>
+      <w:r>
+        <w:t xml:space="preserve">(Q17).</w:t>
       </w:r>
     </w:p>
     <w:tbl>
@@ -3325,7 +3462,7 @@
         <w:rPr>
           <w:rStyle w:val="VerbatimChar"/>
         </w:rPr>
-        <w:t xml:space="preserve">favoriteRoute</w:t>
+        <w:t xml:space="preserve">favoriteRouteNumber</w:t>
       </w:r>
       <w:r>
         <w:t xml:space="preserve">,</w:t>
@@ -4775,23 +4912,16 @@
               <w:jc w:val="left"/>
             </w:pPr>
             <w:r>
-              <w:t xml:space="preserve">Протокол 17.09.2026, п. 10.</w:t>
-            </w:r>
-            <w:r>
-              <w:t xml:space="preserve"> </w:t>
+              <w:t xml:space="preserve">Протокол 17.09.2026, п. 10. Поле присутствует в актуальной редакции T01.1 (</w:t>
             </w:r>
             <w:r>
               <w:rPr>
-                <w:bCs/>
-                <w:b/>
+                <w:rStyle w:val="VerbatimChar"/>
               </w:rPr>
-              <w:t xml:space="preserve">Поля в T01.1 (v6) нет — требуется добавить</w:t>
-            </w:r>
-            <w:r>
-              <w:t xml:space="preserve"> </w:t>
-            </w:r>
-            <w:r>
-              <w:t xml:space="preserve">(Q15)</w:t>
+              <w:t xml:space="preserve">tariff_id</w:t>
+            </w:r>
+            <w:r>
+              <w:t xml:space="preserve">, D07)</w:t>
             </w:r>
           </w:p>
         </w:tc>
@@ -6263,7 +6393,7 @@
               <w:jc w:val="left"/>
             </w:pPr>
             <w:r>
-              <w:t xml:space="preserve">favoriteRoute</w:t>
+              <w:t xml:space="preserve">favoriteRouteNumber</w:t>
             </w:r>
           </w:p>
         </w:tc>
@@ -6311,7 +6441,7 @@
               <w:jc w:val="left"/>
             </w:pPr>
             <w:r>
-              <w:t xml:space="preserve">favorite_route</w:t>
+              <w:t xml:space="preserve">favorite_route_number</w:t>
             </w:r>
           </w:p>
         </w:tc>
@@ -6341,7 +6471,23 @@
               <w:t xml:space="preserve">FR-XXXX-XXXXXXXX</w:t>
             </w:r>
             <w:r>
-              <w:t xml:space="preserve">; переименовано из</w:t>
+              <w:t xml:space="preserve">.</w:t>
+            </w:r>
+            <w:r>
+              <w:t xml:space="preserve"> </w:t>
+            </w:r>
+            <w:r>
+              <w:rPr>
+                <w:bCs/>
+                <w:b/>
+              </w:rPr>
+              <w:t xml:space="preserve">Рабочее имя, не утверждено:</w:t>
+            </w:r>
+            <w:r>
+              <w:t xml:space="preserve"> </w:t>
+            </w:r>
+            <w:r>
+              <w:t xml:space="preserve">протокол 17.09.2026 (п. 1) фиксирует переименование</w:t>
             </w:r>
             <w:r>
               <w:t xml:space="preserve"> </w:t>
@@ -6353,10 +6499,22 @@
               <w:t xml:space="preserve">route_number</w:t>
             </w:r>
             <w:r>
-              <w:t xml:space="preserve"> </w:t>
-            </w:r>
-            <w:r>
-              <w:t xml:space="preserve">(17.09.2026, п. 1)</w:t>
+              <w:t xml:space="preserve">, но имени не называет; в актуальной редакции T01.1 колонка названа</w:t>
+            </w:r>
+            <w:r>
+              <w:t xml:space="preserve"> </w:t>
+            </w:r>
+            <w:r>
+              <w:rPr>
+                <w:rStyle w:val="VerbatimChar"/>
+              </w:rPr>
+              <w:t xml:space="preserve">favorite_route_number</w:t>
+            </w:r>
+            <w:r>
+              <w:t xml:space="preserve"> </w:t>
+            </w:r>
+            <w:r>
+              <w:t xml:space="preserve">(Q17)</w:t>
             </w:r>
           </w:p>
         </w:tc>
@@ -7038,7 +7196,7 @@
               <w:jc w:val="left"/>
             </w:pPr>
             <w:r>
-              <w:t xml:space="preserve">—</w:t>
+              <w:t xml:space="preserve">travel_time</w:t>
             </w:r>
           </w:p>
         </w:tc>
@@ -7062,17 +7220,16 @@
               <w:jc w:val="left"/>
             </w:pPr>
             <w:r>
+              <w:t xml:space="preserve">Движение без ожидания (17.09.2026, п. 8). Поле присутствует в актуальной редакции T01.1 (</w:t>
+            </w:r>
+            <w:r>
               <w:rPr>
-                <w:bCs/>
-                <w:b/>
+                <w:rStyle w:val="VerbatimChar"/>
               </w:rPr>
-              <w:t xml:space="preserve">Нового поля в T01.1 (v6) нет — требуется добавить</w:t>
-            </w:r>
-            <w:r>
-              <w:t xml:space="preserve"> </w:t>
-            </w:r>
-            <w:r>
-              <w:t xml:space="preserve">(17.09.2026, п. 8; Q18)</w:t>
+              <w:t xml:space="preserve">travel_time</w:t>
+            </w:r>
+            <w:r>
+              <w:t xml:space="preserve">)</w:t>
             </w:r>
           </w:p>
         </w:tc>
@@ -9216,7 +9373,7 @@
         <w:rPr>
           <w:rStyle w:val="DataTypeTok"/>
         </w:rPr>
-        <w:t xml:space="preserve">"favoriteRoute"</w:t>
+        <w:t xml:space="preserve">"favoriteRouteNumber"</w:t>
       </w:r>
       <w:r>
         <w:rPr>
@@ -11429,7 +11586,7 @@
               <w:jc w:val="left"/>
             </w:pPr>
             <w:r>
-              <w:t xml:space="preserve">favoriteRoute</w:t>
+              <w:t xml:space="preserve">favoriteRouteNumber</w:t>
             </w:r>
           </w:p>
         </w:tc>
@@ -12401,7 +12558,7 @@
               <w:jc w:val="left"/>
             </w:pPr>
             <w:r>
-              <w:t xml:space="preserve">→ favoriteRoute</w:t>
+              <w:t xml:space="preserve">→ favoriteRouteNumber</w:t>
             </w:r>
           </w:p>
         </w:tc>
@@ -12437,6 +12594,18 @@
               <w:jc w:val="left"/>
             </w:pPr>
             <w:r>
+              <w:t xml:space="preserve">favorite_route_number</w:t>
+            </w:r>
+          </w:p>
+        </w:tc>
+        <w:tc>
+          <w:tcPr/>
+          <w:p>
+            <w:pPr>
+              <w:pStyle w:val="Compact"/>
+              <w:jc w:val="left"/>
+            </w:pPr>
+            <w:r>
               <w:t xml:space="preserve">favorite_route</w:t>
             </w:r>
           </w:p>
@@ -12449,19 +12618,7 @@
               <w:jc w:val="left"/>
             </w:pPr>
             <w:r>
-              <w:t xml:space="preserve">favorite_route</w:t>
-            </w:r>
-          </w:p>
-        </w:tc>
-        <w:tc>
-          <w:tcPr/>
-          <w:p>
-            <w:pPr>
-              <w:pStyle w:val="Compact"/>
-              <w:jc w:val="left"/>
-            </w:pPr>
-            <w:r>
-              <w:t xml:space="preserve">—</w:t>
+              <w:t xml:space="preserve">Имя поля API не утверждено (Q17)</w:t>
             </w:r>
           </w:p>
         </w:tc>
@@ -13975,7 +14132,7 @@
         <w:rPr>
           <w:rStyle w:val="DataTypeTok"/>
         </w:rPr>
-        <w:t xml:space="preserve">"favoriteRoute"</w:t>
+        <w:t xml:space="preserve">"favoriteRouteNumber"</w:t>
       </w:r>
       <w:r>
         <w:rPr>
@@ -16151,7 +16308,7 @@
         <w:rPr>
           <w:rStyle w:val="DataTypeTok"/>
         </w:rPr>
-        <w:t xml:space="preserve">"favoriteRoute"</w:t>
+        <w:t xml:space="preserve">"favoriteRouteNumber"</w:t>
       </w:r>
       <w:r>
         <w:rPr>
@@ -18607,7 +18764,7 @@
         <w:rPr>
           <w:rStyle w:val="VerbatimChar"/>
         </w:rPr>
-        <w:t xml:space="preserve">favoriteRoute</w:t>
+        <w:t xml:space="preserve">favoriteRouteNumber</w:t>
       </w:r>
       <w:r>
         <w:t xml:space="preserve"> </w:t>
@@ -19134,7 +19291,7 @@
         <w:rPr>
           <w:rStyle w:val="VerbatimChar"/>
         </w:rPr>
-        <w:t xml:space="preserve">favoriteRoute</w:t>
+        <w:t xml:space="preserve">favoriteRouteNumber</w:t>
       </w:r>
       <w:r>
         <w:t xml:space="preserve">,</w:t>
@@ -19367,7 +19524,7 @@
         <w:rPr>
           <w:rStyle w:val="DataTypeTok"/>
         </w:rPr>
-        <w:t xml:space="preserve">"favoriteRoute"</w:t>
+        <w:t xml:space="preserve">"favoriteRouteNumber"</w:t>
       </w:r>
       <w:r>
         <w:rPr>
@@ -24363,6 +24520,39 @@
           <w:bCs/>
           <w:b/>
         </w:rPr>
+        <w:t xml:space="preserve">Согласовано с T01.1.</w:t>
+      </w:r>
+      <w:r>
+        <w:t xml:space="preserve"> </w:t>
+      </w:r>
+      <w:r>
+        <w:t xml:space="preserve">В актуальной редакции T01.1 (D13) защита описана так же: уникальность</w:t>
+      </w:r>
+      <w:r>
+        <w:t xml:space="preserve"> </w:t>
+      </w:r>
+      <w:r>
+        <w:rPr>
+          <w:rStyle w:val="VerbatimChar"/>
+        </w:rPr>
+        <w:t xml:space="preserve">favorite_route_number</w:t>
+      </w:r>
+      <w:r>
+        <w:t xml:space="preserve"> </w:t>
+      </w:r>
+      <w:r>
+        <w:t xml:space="preserve">и повтор генерации при конфликте. Вопрос вынесен архитектору под номером 6.</w:t>
+      </w:r>
+    </w:p>
+    <w:p>
+      <w:pPr>
+        <w:pStyle w:val="BodyText"/>
+      </w:pPr>
+      <w:r>
+        <w:rPr>
+          <w:bCs/>
+          <w:b/>
+        </w:rPr>
         <w:t xml:space="preserve">Статус.</w:t>
       </w:r>
       <w:r>
@@ -25564,7 +25754,7 @@
         <w:t xml:space="preserve"> </w:t>
       </w:r>
       <w:r>
-        <w:t xml:space="preserve">Протокол 17.09.2026, п. 10 закрыл бизнес-правило: маршрут активен, пока действует тариф, и при создании в запись пишется номер тарифа. Остаётся технический механизм. В модели T01.1 (v6) поля</w:t>
+        <w:t xml:space="preserve">Закрыт. Бизнес-правило зафиксировано протоколом 17.09.2026, п. 10: маршрут активен, пока действует тариф, и при создании в запись пишется номер тарифа. Поле</w:t>
       </w:r>
       <w:r>
         <w:t xml:space="preserve"> </w:t>
@@ -25579,7 +25769,22 @@
         <w:t xml:space="preserve"> </w:t>
       </w:r>
       <w:r>
-        <w:t xml:space="preserve">нет — требуется вернуть изменение DDL в T01.1.</w:t>
+        <w:t xml:space="preserve">присутствует в актуальной редакции T01.1 (строка таблицы и D07), в API —</w:t>
+      </w:r>
+      <w:r>
+        <w:t xml:space="preserve"> </w:t>
+      </w:r>
+      <w:r>
+        <w:rPr>
+          <w:rStyle w:val="VerbatimChar"/>
+        </w:rPr>
+        <w:t xml:space="preserve">tariffId</w:t>
+      </w:r>
+      <w:r>
+        <w:t xml:space="preserve"> </w:t>
+      </w:r>
+      <w:r>
+        <w:t xml:space="preserve">(2.1.3). Вопрос был поставлен к редакции T01.1 v6, где поля не было, и этой правкой снят.</w:t>
       </w:r>
     </w:p>
     <w:p>
@@ -25597,7 +25802,32 @@
         <w:t xml:space="preserve"> </w:t>
       </w:r>
       <w:r>
-        <w:t xml:space="preserve">Бизнес-правило — закрыт (протокол 17.09.2026, п. 10). Техническое решение — Ожидает решения архитектора. Пересекается с Q06 и Q13.</w:t>
+        <w:rPr>
+          <w:bCs/>
+          <w:b/>
+        </w:rPr>
+        <w:t xml:space="preserve">Закрыт.</w:t>
+      </w:r>
+      <w:r>
+        <w:t xml:space="preserve"> </w:t>
+      </w:r>
+      <w:r>
+        <w:t xml:space="preserve">Оставлен в реестре для прослеживаемости. Технический механизм поддержки</w:t>
+      </w:r>
+      <w:r>
+        <w:t xml:space="preserve"> </w:t>
+      </w:r>
+      <w:r>
+        <w:rPr>
+          <w:rStyle w:val="VerbatimChar"/>
+        </w:rPr>
+        <w:t xml:space="preserve">tariff_id</w:t>
+      </w:r>
+      <w:r>
+        <w:t xml:space="preserve"> </w:t>
+      </w:r>
+      <w:r>
+        <w:t xml:space="preserve">при смене id тарифа остаётся частью Q13 (контроль тарифа), отдельным вопросом не ведётся.</w:t>
       </w:r>
     </w:p>
     <w:bookmarkEnd w:id="76"/>
@@ -25661,7 +25891,7 @@
         <w:t xml:space="preserve"> </w:t>
       </w:r>
       <w:r>
-        <w:t xml:space="preserve">Протокол 10.09.2026, п. 10: на старте до 80 маршрутов, массовый импорт нужен. Протокол 17.09.2026, п. 11: формат Excel, выгружаются те же поля, что заведены в справочнике, шаблон разрабатывается самостоятельно с условием заполнения всех участвующих полей, в качестве образца предложено посмотреть реализацию в тарифах. Режим обработки ошибок, правила дублей и характер функции</w:t>
+        <w:t xml:space="preserve">Протокол 10.09.2026, п. 10: на старте до 80 маршрутов, массовый импорт нужен. Протокол 17.09.2026, п. 11: формат Excel, выгружаются те же поля, что заведены в справочнике, шаблон разрабатывается самостоятельно с условием заполнения всех участвующих полей, в качестве образца предложено посмотреть реализацию в тарифах. Режим обработки ошибок, правила дублей и характер функции (разовая загрузка или постоянная)</w:t>
       </w:r>
       <w:r>
         <w:t xml:space="preserve"> </w:t>
@@ -25674,7 +25904,7 @@
         <w:t xml:space="preserve">не обсуждались</w:t>
       </w:r>
       <w:r>
-        <w:t xml:space="preserve">. В декомпозиции EPIC TRANSPORT-45584 задачи на импорт нет, и в перечень эндпоинтов T01.2 (</w:t>
+        <w:t xml:space="preserve">. В дорожной карте и декомпозиции EPIC TRANSPORT-45584 задачи на импорт нет, и в перечень эндпоинтов T01.2 (</w:t>
       </w:r>
       <w:r>
         <w:rPr>
@@ -25719,7 +25949,33 @@
         <w:t xml:space="preserve">DELETE</w:t>
       </w:r>
       <w:r>
-        <w:t xml:space="preserve">) импорт не входит.</w:t>
+        <w:t xml:space="preserve">) импорт не входит. Вопрос уже вынесен:</w:t>
+      </w:r>
+      <w:r>
+        <w:t xml:space="preserve"> </w:t>
+      </w:r>
+      <w:r>
+        <w:rPr>
+          <w:bCs/>
+          <w:b/>
+        </w:rPr>
+        <w:t xml:space="preserve">заказчику — вопрос 11</w:t>
+      </w:r>
+      <w:r>
+        <w:t xml:space="preserve">,</w:t>
+      </w:r>
+      <w:r>
+        <w:t xml:space="preserve"> </w:t>
+      </w:r>
+      <w:r>
+        <w:rPr>
+          <w:bCs/>
+          <w:b/>
+        </w:rPr>
+        <w:t xml:space="preserve">архитектору — вопрос 25</w:t>
+      </w:r>
+      <w:r>
+        <w:t xml:space="preserve">.</w:t>
       </w:r>
     </w:p>
     <w:p>
@@ -25737,17 +25993,17 @@
         <w:t xml:space="preserve"> </w:t>
       </w:r>
       <w:r>
-        <w:t xml:space="preserve">Открыт. Требуется решение об объёме до включения в T01.2.</w:t>
+        <w:t xml:space="preserve">Открыт (по объёму). Факты подтверждены, решения нет. В разделе 1.4 объём зафиксирован явной строкой, чтобы пробел не читался как забытое требование.</w:t>
       </w:r>
     </w:p>
     <w:bookmarkEnd w:id="77"/>
-    <w:bookmarkStart w:id="78" w:name="Xa8c6e458bd189457ba5673c102c159daa160128"/>
+    <w:bookmarkStart w:id="78" w:name="X462d192adb692b0e8583e5c47ec96def55dd1b7"/>
     <w:p>
       <w:pPr>
         <w:pStyle w:val="Heading4"/>
       </w:pPr>
       <w:r>
-        <w:t xml:space="preserve">Q17 Имена полей в API после переименований 17.09.2026</w:t>
+        <w:t xml:space="preserve">Q17 Точное имя поля человекочитаемого номера в API</w:t>
       </w:r>
     </w:p>
     <w:p>
@@ -25783,7 +26039,7 @@
         <w:t xml:space="preserve"> </w:t>
       </w:r>
       <w:r>
-        <w:t xml:space="preserve">Какие имена принять в API для человекочитаемого номера:</w:t>
+        <w:t xml:space="preserve">Какое точное имя принять для поля человекочитаемого номера в API:</w:t>
       </w:r>
       <w:r>
         <w:t xml:space="preserve"> </w:t>
@@ -25792,28 +26048,25 @@
         <w:rPr>
           <w:rStyle w:val="VerbatimChar"/>
         </w:rPr>
+        <w:t xml:space="preserve">favoriteRouteNumber</w:t>
+      </w:r>
+      <w:r>
+        <w:t xml:space="preserve">,</w:t>
+      </w:r>
+      <w:r>
+        <w:t xml:space="preserve"> </w:t>
+      </w:r>
+      <w:r>
+        <w:rPr>
+          <w:rStyle w:val="VerbatimChar"/>
+        </w:rPr>
         <w:t xml:space="preserve">favoriteRoute</w:t>
       </w:r>
       <w:r>
         <w:t xml:space="preserve"> </w:t>
       </w:r>
       <w:r>
-        <w:t xml:space="preserve">(решение протокола 17.09.2026, п. 1),</w:t>
-      </w:r>
-      <w:r>
-        <w:t xml:space="preserve"> </w:t>
-      </w:r>
-      <w:r>
-        <w:rPr>
-          <w:rStyle w:val="VerbatimChar"/>
-        </w:rPr>
-        <w:t xml:space="preserve">favoriteRouteNumber</w:t>
-      </w:r>
-      <w:r>
-        <w:t xml:space="preserve"> </w:t>
-      </w:r>
-      <w:r>
-        <w:t xml:space="preserve">(использовалось в редакции v0.1 этой спецификации) или платформенное</w:t>
+        <w:t xml:space="preserve">или платформенное</w:t>
       </w:r>
       <w:r>
         <w:t xml:space="preserve"> </w:t>
@@ -25843,19 +26096,32 @@
         <w:t xml:space="preserve"> </w:t>
       </w:r>
       <w:r>
-        <w:t xml:space="preserve">Переименования в БД закрыты протоколом 17.09.2026 (</w:t>
+        <w:t xml:space="preserve">Протокол 17.09.2026, п. 1 дословно: «Наименование решили менять favoriteRoute». Слова «Number» в протоколе нет,</w:t>
+      </w:r>
+      <w:r>
+        <w:t xml:space="preserve"> </w:t>
+      </w:r>
+      <w:r>
+        <w:rPr>
+          <w:bCs/>
+          <w:b/>
+        </w:rPr>
+        <w:t xml:space="preserve">полного имени поля протокол не называет</w:t>
+      </w:r>
+      <w:r>
+        <w:t xml:space="preserve">; в записи обсуждались префиксы и риск путаницы с полями других сервисов, а не финальное имя. Поэтому подтверждённым решением нельзя считать ни</w:t>
+      </w:r>
+      <w:r>
+        <w:t xml:space="preserve"> </w:t>
       </w:r>
       <w:r>
         <w:rPr>
           <w:rStyle w:val="VerbatimChar"/>
         </w:rPr>
-        <w:t xml:space="preserve">route_number</w:t>
-      </w:r>
-      <w:r>
-        <w:t xml:space="preserve"> </w:t>
-      </w:r>
-      <w:r>
-        <w:t xml:space="preserve">→</w:t>
+        <w:t xml:space="preserve">favoriteRoute</w:t>
+      </w:r>
+      <w:r>
+        <w:t xml:space="preserve">, ни</w:t>
       </w:r>
       <w:r>
         <w:t xml:space="preserve"> </w:t>
@@ -25864,10 +26130,22 @@
         <w:rPr>
           <w:rStyle w:val="VerbatimChar"/>
         </w:rPr>
+        <w:t xml:space="preserve">favoriteRouteNumber</w:t>
+      </w:r>
+      <w:r>
+        <w:t xml:space="preserve">: ссылка «имя поля — решение встречи 17.09» в любую сторону некорректна. Дополнительно против варианта</w:t>
+      </w:r>
+      <w:r>
+        <w:t xml:space="preserve"> </w:t>
+      </w:r>
+      <w:r>
+        <w:rPr>
+          <w:rStyle w:val="VerbatimChar"/>
+        </w:rPr>
         <w:t xml:space="preserve">favoriteRoute</w:t>
       </w:r>
       <w:r>
-        <w:t xml:space="preserve">,</w:t>
+        <w:t xml:space="preserve">: поле с таким именем внутри сущности FavoriteRoute читается как ссылка на сущность, а не как её номер. За вариант</w:t>
       </w:r>
       <w:r>
         <w:t xml:space="preserve"> </w:t>
@@ -25876,13 +26154,10 @@
         <w:rPr>
           <w:rStyle w:val="VerbatimChar"/>
         </w:rPr>
-        <w:t xml:space="preserve">service_type</w:t>
-      </w:r>
-      <w:r>
-        <w:t xml:space="preserve"> </w:t>
-      </w:r>
-      <w:r>
-        <w:t xml:space="preserve">→</w:t>
+        <w:t xml:space="preserve">favoriteRouteNumber</w:t>
+      </w:r>
+      <w:r>
+        <w:t xml:space="preserve">: в актуальной редакции T01.1 колонка названа</w:t>
       </w:r>
       <w:r>
         <w:t xml:space="preserve"> </w:t>
@@ -25891,10 +26166,10 @@
         <w:rPr>
           <w:rStyle w:val="VerbatimChar"/>
         </w:rPr>
-        <w:t xml:space="preserve">transportType</w:t>
-      </w:r>
-      <w:r>
-        <w:t xml:space="preserve">). В настоящей редакции принято</w:t>
+        <w:t xml:space="preserve">favorite_route_number</w:t>
+      </w:r>
+      <w:r>
+        <w:t xml:space="preserve">. В настоящей редакции</w:t>
       </w:r>
       <w:r>
         <w:t xml:space="preserve"> </w:t>
@@ -25903,28 +26178,29 @@
         <w:rPr>
           <w:rStyle w:val="VerbatimChar"/>
         </w:rPr>
-        <w:t xml:space="preserve">favoriteRoute</w:t>
-      </w:r>
-      <w:r>
-        <w:t xml:space="preserve"> </w:t>
-      </w:r>
-      <w:r>
-        <w:t xml:space="preserve">для номера и</w:t>
-      </w:r>
-      <w:r>
-        <w:t xml:space="preserve"> </w:t>
-      </w:r>
-      <w:r>
-        <w:rPr>
-          <w:rStyle w:val="VerbatimChar"/>
-        </w:rPr>
-        <w:t xml:space="preserve">transportType</w:t>
-      </w:r>
-      <w:r>
-        <w:t xml:space="preserve"> </w:t>
-      </w:r>
-      <w:r>
-        <w:t xml:space="preserve">для вида транспорта. Имя поля в API окончательно определяется вместе с контрактом (Q07); расхождение с v0.1 зафиксировано здесь, чтобы не тянуть два варианта в разработку.</w:t>
+        <w:t xml:space="preserve">favoriteRouteNumber</w:t>
+      </w:r>
+      <w:r>
+        <w:t xml:space="preserve"> </w:t>
+      </w:r>
+      <w:r>
+        <w:t xml:space="preserve">используется как</w:t>
+      </w:r>
+      <w:r>
+        <w:t xml:space="preserve"> </w:t>
+      </w:r>
+      <w:r>
+        <w:rPr>
+          <w:bCs/>
+          <w:b/>
+        </w:rPr>
+        <w:t xml:space="preserve">рабочее</w:t>
+      </w:r>
+      <w:r>
+        <w:t xml:space="preserve"> </w:t>
+      </w:r>
+      <w:r>
+        <w:t xml:space="preserve">имя, чтобы таблицы были однозначны, и помечено так в 2.1.4.</w:t>
       </w:r>
     </w:p>
     <w:p>
@@ -25932,6 +26208,44 @@
         <w:pStyle w:val="BodyText"/>
       </w:pPr>
       <w:r>
+        <w:t xml:space="preserve">Вид транспорта к этому вопросу не относится: переименование</w:t>
+      </w:r>
+      <w:r>
+        <w:t xml:space="preserve"> </w:t>
+      </w:r>
+      <w:r>
+        <w:rPr>
+          <w:rStyle w:val="VerbatimChar"/>
+        </w:rPr>
+        <w:t xml:space="preserve">service_type</w:t>
+      </w:r>
+      <w:r>
+        <w:t xml:space="preserve"> </w:t>
+      </w:r>
+      <w:r>
+        <w:t xml:space="preserve">→</w:t>
+      </w:r>
+      <w:r>
+        <w:t xml:space="preserve"> </w:t>
+      </w:r>
+      <w:r>
+        <w:rPr>
+          <w:rStyle w:val="VerbatimChar"/>
+        </w:rPr>
+        <w:t xml:space="preserve">transportType</w:t>
+      </w:r>
+      <w:r>
+        <w:t xml:space="preserve"> </w:t>
+      </w:r>
+      <w:r>
+        <w:t xml:space="preserve">протокол 17.09.2026 (п. 2) фиксирует дословно и вопрос закрыт.</w:t>
+      </w:r>
+    </w:p>
+    <w:p>
+      <w:pPr>
+        <w:pStyle w:val="BodyText"/>
+      </w:pPr>
+      <w:r>
         <w:rPr>
           <w:bCs/>
           <w:b/>
@@ -25942,7 +26256,20 @@
         <w:t xml:space="preserve"> </w:t>
       </w:r>
       <w:r>
-        <w:t xml:space="preserve">Решение по БД — Закрыт (протокол 17.09.2026, п. 1, 2). Имя в API — Ожидает решения архитектора.</w:t>
+        <w:t xml:space="preserve">Ожидает решения архитектора (в составе контракта Q07). Имя поля номера в API</w:t>
+      </w:r>
+      <w:r>
+        <w:t xml:space="preserve"> </w:t>
+      </w:r>
+      <w:r>
+        <w:rPr>
+          <w:bCs/>
+          <w:b/>
+        </w:rPr>
+        <w:t xml:space="preserve">не утверждено</w:t>
+      </w:r>
+      <w:r>
+        <w:t xml:space="preserve">.</w:t>
       </w:r>
     </w:p>
     <w:bookmarkEnd w:id="78"/>
@@ -25970,7 +26297,7 @@
         <w:t xml:space="preserve"> </w:t>
       </w:r>
       <w:r>
-        <w:t xml:space="preserve">Архитектор и разработчик T01.4; изменение DDL — T01.1.</w:t>
+        <w:t xml:space="preserve">—</w:t>
       </w:r>
     </w:p>
     <w:p>
@@ -26018,7 +26345,7 @@
         <w:t xml:space="preserve"> </w:t>
       </w:r>
       <w:r>
-        <w:t xml:space="preserve">Протокол 17.09.2026, п. 8: поле требуется, на экране показаны обе величины раздельно (расчётное время 8:43 без ожидания, после 60 минут ожидания — 9:43). В модели T01.1 (v6) есть только</w:t>
+        <w:t xml:space="preserve">Закрыт. Требование зафиксировано протоколом 17.09.2026, п. 8 (на экране показаны обе величины раздельно: расчётное время 8:43 без ожидания, после 60 минут ожидания — 9:43). Поле присутствует в актуальной редакции T01.1 как</w:t>
       </w:r>
       <w:r>
         <w:t xml:space="preserve"> </w:t>
@@ -26027,43 +26354,40 @@
         <w:rPr>
           <w:rStyle w:val="VerbatimChar"/>
         </w:rPr>
+        <w:t xml:space="preserve">travel_time</w:t>
+      </w:r>
+      <w:r>
+        <w:t xml:space="preserve"> </w:t>
+      </w:r>
+      <w:r>
+        <w:t xml:space="preserve">— «движение без ожидания»; в API —</w:t>
+      </w:r>
+      <w:r>
+        <w:t xml:space="preserve"> </w:t>
+      </w:r>
+      <w:r>
+        <w:rPr>
+          <w:rStyle w:val="VerbatimChar"/>
+        </w:rPr>
+        <w:t xml:space="preserve">travelTime</w:t>
+      </w:r>
+      <w:r>
+        <w:t xml:space="preserve"> </w:t>
+      </w:r>
+      <w:r>
+        <w:t xml:space="preserve">в миллисекундах (2.1.4). Вопрос был поставлен к редакции T01.1 v6, где было только</w:t>
+      </w:r>
+      <w:r>
+        <w:t xml:space="preserve"> </w:t>
+      </w:r>
+      <w:r>
+        <w:rPr>
+          <w:rStyle w:val="VerbatimChar"/>
+        </w:rPr>
         <w:t xml:space="preserve">total_time</w:t>
       </w:r>
       <w:r>
-        <w:t xml:space="preserve"> </w:t>
-      </w:r>
-      <w:r>
-        <w:t xml:space="preserve">(с учётом ожидания) — требуется добавить поле и вернуть изменение DDL в T01.1. В настоящей редакции принято</w:t>
-      </w:r>
-      <w:r>
-        <w:t xml:space="preserve"> </w:t>
-      </w:r>
-      <w:r>
-        <w:rPr>
-          <w:rStyle w:val="VerbatimChar"/>
-        </w:rPr>
-        <w:t xml:space="preserve">travelTime</w:t>
-      </w:r>
-      <w:r>
-        <w:t xml:space="preserve"> </w:t>
-      </w:r>
-      <w:r>
-        <w:t xml:space="preserve">в миллисекундах (соглашение платформы),</w:t>
-      </w:r>
-      <w:r>
-        <w:t xml:space="preserve"> </w:t>
-      </w:r>
-      <w:r>
-        <w:rPr>
-          <w:rStyle w:val="VerbatimChar"/>
-        </w:rPr>
-        <w:t xml:space="preserve">totalTime = travelTime + сумма ожиданий</w:t>
-      </w:r>
-      <w:r>
-        <w:t xml:space="preserve"> </w:t>
-      </w:r>
-      <w:r>
-        <w:t xml:space="preserve">при условии, что сервис расчёта возвращает время без ожидания (зависит от Q08).</w:t>
+        <w:t xml:space="preserve">, и этой правкой снят.</w:t>
       </w:r>
     </w:p>
     <w:p>
@@ -26081,7 +26405,47 @@
         <w:t xml:space="preserve"> </w:t>
       </w:r>
       <w:r>
-        <w:t xml:space="preserve">Требование — Закрыт (протокол 17.09.2026, п. 8). Имя, единица и формула — Ожидает решения архитектора, зависит от Q08.</w:t>
+        <w:rPr>
+          <w:bCs/>
+          <w:b/>
+        </w:rPr>
+        <w:t xml:space="preserve">Закрыт.</w:t>
+      </w:r>
+      <w:r>
+        <w:t xml:space="preserve"> </w:t>
+      </w:r>
+      <w:r>
+        <w:t xml:space="preserve">Оставлен в реестре для прослеживаемости. Открытым остаётся только формула</w:t>
+      </w:r>
+      <w:r>
+        <w:t xml:space="preserve"> </w:t>
+      </w:r>
+      <w:r>
+        <w:rPr>
+          <w:rStyle w:val="VerbatimChar"/>
+        </w:rPr>
+        <w:t xml:space="preserve">totalTime = travelTime + сумма ожиданий</w:t>
+      </w:r>
+      <w:r>
+        <w:t xml:space="preserve"> </w:t>
+      </w:r>
+      <w:r>
+        <w:t xml:space="preserve">— она зависит от того, включает ли ответ сервиса расчёта ожидание в</w:t>
+      </w:r>
+      <w:r>
+        <w:t xml:space="preserve"> </w:t>
+      </w:r>
+      <w:r>
+        <w:rPr>
+          <w:rStyle w:val="VerbatimChar"/>
+        </w:rPr>
+        <w:t xml:space="preserve">time</w:t>
+      </w:r>
+      <w:r>
+        <w:t xml:space="preserve"> </w:t>
+      </w:r>
+      <w:r>
+        <w:t xml:space="preserve">(Q08), и отдельным вопросом не ведётся.</w:t>
       </w:r>
     </w:p>
     <w:bookmarkEnd w:id="79"/>
@@ -26216,7 +26580,41 @@
         <w:pStyle w:val="FirstParagraph"/>
       </w:pPr>
       <w:r>
-        <w:t xml:space="preserve">Реестр приведён целиком: нерешённые пункты D01–D10 блокируют валидацию и состав DTO в T01.2.</w:t>
+        <w:t xml:space="preserve">Реестр приведён целиком: нерешённые пункты блокируют валидацию и состав DTO в T01.2.</w:t>
+      </w:r>
+    </w:p>
+    <w:p>
+      <w:pPr>
+        <w:pStyle w:val="BodyText"/>
+      </w:pPr>
+      <w:r>
+        <w:rPr>
+          <w:bCs/>
+          <w:b/>
+        </w:rPr>
+        <w:t xml:space="preserve">Внимание к нумерации.</w:t>
+      </w:r>
+      <w:r>
+        <w:t xml:space="preserve"> </w:t>
+      </w:r>
+      <w:r>
+        <w:t xml:space="preserve">Коды D01–D10 ниже взяты из сводного реестра «Вопрос ответ». Актуальная редакция T01.1 использует</w:t>
+      </w:r>
+      <w:r>
+        <w:t xml:space="preserve"> </w:t>
+      </w:r>
+      <w:r>
+        <w:rPr>
+          <w:bCs/>
+          <w:b/>
+        </w:rPr>
+        <w:t xml:space="preserve">собственную</w:t>
+      </w:r>
+      <w:r>
+        <w:t xml:space="preserve"> </w:t>
+      </w:r>
+      <w:r>
+        <w:t xml:space="preserve">нумерацию — например, передача ожидания перевозчику в секундах там D05, ссылка на тариф D07, нумерация и гонка генератора D13. При сверке с T01.1 ориентироваться на формулировку вопроса, а не на номер.</w:t>
       </w:r>
     </w:p>
     <w:tbl>
@@ -26473,7 +26871,7 @@
               <w:jc w:val="left"/>
             </w:pPr>
             <w:r>
-              <w:t xml:space="preserve">Частично закрыт. Единица установлена кодом —</w:t>
+              <w:t xml:space="preserve">Частично закрыт. Единица API и хранения установлена кодом —</w:t>
             </w:r>
             <w:r>
               <w:t xml:space="preserve"> </w:t>
@@ -26495,7 +26893,49 @@
               <w:rPr>
                 <w:rStyle w:val="VerbatimChar"/>
               </w:rPr>
-              <w:t xml:space="preserve">DurationMillisConverter</w:t>
+              <w:t xml:space="preserve">@JsonSerialize(DurationMillisConverter)</w:t>
+            </w:r>
+            <w:r>
+              <w:t xml:space="preserve"> </w:t>
+            </w:r>
+            <w:r>
+              <w:t xml:space="preserve">/</w:t>
+            </w:r>
+            <w:r>
+              <w:t xml:space="preserve"> </w:t>
+            </w:r>
+            <w:r>
+              <w:rPr>
+                <w:rStyle w:val="VerbatimChar"/>
+              </w:rPr>
+              <w:t xml:space="preserve">@JsonDeserialize(MillisDurationConverter)</w:t>
+            </w:r>
+            <w:r>
+              <w:t xml:space="preserve"> </w:t>
+            </w:r>
+            <w:r>
+              <w:t xml:space="preserve">на</w:t>
+            </w:r>
+            <w:r>
+              <w:t xml:space="preserve"> </w:t>
+            </w:r>
+            <w:r>
+              <w:rPr>
+                <w:rStyle w:val="VerbatimChar"/>
+              </w:rPr>
+              <w:t xml:space="preserve">WaypointDTO</w:t>
+            </w:r>
+            <w:r>
+              <w:t xml:space="preserve">;</w:t>
+            </w:r>
+            <w:r>
+              <w:t xml:space="preserve"> </w:t>
+            </w:r>
+            <w:r>
+              <w:rPr>
+                <w:rStyle w:val="VerbatimChar"/>
+              </w:rPr>
+              <w:t xml:space="preserve">toMillis()</w:t>
             </w:r>
             <w:r>
               <w:t xml:space="preserve">,</w:t>
@@ -26522,10 +26962,56 @@
               <w:rPr>
                 <w:rStyle w:val="VerbatimChar"/>
               </w:rPr>
-              <w:t xml:space="preserve">0</w:t>
-            </w:r>
-            <w:r>
-              <w:t xml:space="preserve">); формулировка «единица не установлена» в T01.1 требует правки. Максимум, шаг и смысл пустого значения — Ожидает ответа заказчика</w:t>
+              <w:t xml:space="preserve">0L</w:t>
+            </w:r>
+            <w:r>
+              <w:t xml:space="preserve">). Поле</w:t>
+            </w:r>
+            <w:r>
+              <w:t xml:space="preserve"> </w:t>
+            </w:r>
+            <w:r>
+              <w:rPr>
+                <w:rStyle w:val="VerbatimChar"/>
+              </w:rPr>
+              <w:t xml:space="preserve">waitTimeSeconds</w:t>
+            </w:r>
+            <w:r>
+              <w:t xml:space="preserve"> </w:t>
+            </w:r>
+            <w:r>
+              <w:t xml:space="preserve">есть только в</w:t>
+            </w:r>
+            <w:r>
+              <w:t xml:space="preserve"> </w:t>
+            </w:r>
+            <w:r>
+              <w:rPr>
+                <w:rStyle w:val="VerbatimChar"/>
+              </w:rPr>
+              <w:t xml:space="preserve">TariffDescriptor.proto</w:t>
+            </w:r>
+            <w:r>
+              <w:t xml:space="preserve"> </w:t>
+            </w:r>
+            <w:r>
+              <w:t xml:space="preserve">и ни одной ссылки в Java-коде не имеет. Оговорка: в сообщении перевозчику ожидание уходит в</w:t>
+            </w:r>
+            <w:r>
+              <w:t xml:space="preserve"> </w:t>
+            </w:r>
+            <w:r>
+              <w:rPr>
+                <w:bCs/>
+                <w:b/>
+              </w:rPr>
+              <w:t xml:space="preserve">секундах</w:t>
+            </w:r>
+            <w:r>
+              <w:t xml:space="preserve"> </w:t>
+            </w:r>
+            <w:r>
+              <w:t xml:space="preserve">— отдельный контракт, T01.1 (D05). Максимум, шаг и смысл пустого значения — Ожидает ответа заказчика</w:t>
             </w:r>
           </w:p>
         </w:tc>
@@ -26845,7 +27331,7 @@
               <w:t xml:space="preserve"> </w:t>
             </w:r>
             <w:r>
-              <w:t xml:space="preserve">— миллисекунды. Округление, обработка</w:t>
+              <w:t xml:space="preserve">— миллисекунды (кроме исходящего сообщения перевозчику, где ожидание в секундах — T01.1 D05). Округление, обработка</w:t>
             </w:r>
             <w:r>
               <w:t xml:space="preserve"> </w:t>
@@ -28210,7 +28696,7 @@
               <w:jc w:val="left"/>
             </w:pPr>
             <w:r>
-              <w:t xml:space="preserve">D07, D08, D09, Q15 (бизнес-правило), Q17 (решение по БД), Q18 (требование)</w:t>
+              <w:t xml:space="preserve">D07, D08, D09</w:t>
             </w:r>
           </w:p>
         </w:tc>
@@ -28224,19 +28710,43 @@
               <w:jc w:val="left"/>
             </w:pPr>
             <w:r>
-              <w:t xml:space="preserve">Закрыт кодом в технической части</w:t>
-            </w:r>
-          </w:p>
-        </w:tc>
-        <w:tc>
-          <w:tcPr/>
-          <w:p>
-            <w:pPr>
-              <w:pStyle w:val="Compact"/>
-              <w:jc w:val="left"/>
-            </w:pPr>
-            <w:r>
-              <w:t xml:space="preserve">Q14; техническая часть Q01, Q02, Q03, Q05, Q06, Q07, Q08, Q10, Q11, Q12, Q13</w:t>
+              <w:t xml:space="preserve">Закрыт актуальной редакцией T01.1</w:t>
+            </w:r>
+          </w:p>
+        </w:tc>
+        <w:tc>
+          <w:tcPr/>
+          <w:p>
+            <w:pPr>
+              <w:pStyle w:val="Compact"/>
+              <w:jc w:val="left"/>
+            </w:pPr>
+            <w:r>
+              <w:t xml:space="preserve">Q15 (</w:t>
+            </w:r>
+            <w:r>
+              <w:rPr>
+                <w:rStyle w:val="VerbatimChar"/>
+              </w:rPr>
+              <w:t xml:space="preserve">tariff_id</w:t>
+            </w:r>
+            <w:r>
+              <w:t xml:space="preserve"> </w:t>
+            </w:r>
+            <w:r>
+              <w:t xml:space="preserve">в модели и в API), Q18 (</w:t>
+            </w:r>
+            <w:r>
+              <w:rPr>
+                <w:rStyle w:val="VerbatimChar"/>
+              </w:rPr>
+              <w:t xml:space="preserve">travel_time</w:t>
+            </w:r>
+            <w:r>
+              <w:t xml:space="preserve"> </w:t>
+            </w:r>
+            <w:r>
+              <w:t xml:space="preserve">в модели и в API) — поставлены к редакции v6, сняты</w:t>
             </w:r>
           </w:p>
         </w:tc>
@@ -28250,19 +28760,19 @@
               <w:jc w:val="left"/>
             </w:pPr>
             <w:r>
-              <w:t xml:space="preserve">Ожидает ответа заказчика</w:t>
-            </w:r>
-          </w:p>
-        </w:tc>
-        <w:tc>
-          <w:tcPr/>
-          <w:p>
-            <w:pPr>
-              <w:pStyle w:val="Compact"/>
-              <w:jc w:val="left"/>
-            </w:pPr>
-            <w:r>
-              <w:t xml:space="preserve">Q01, Q02, Q03, Q04, Q05, Q06, Q12 (блокирующие статусы), Q19, D02 (частично), D03 (частично), D05, D10, Коллега:Q1–Q8</w:t>
+              <w:t xml:space="preserve">Закрыт кодом в технической части</w:t>
+            </w:r>
+          </w:p>
+        </w:tc>
+        <w:tc>
+          <w:tcPr/>
+          <w:p>
+            <w:pPr>
+              <w:pStyle w:val="Compact"/>
+              <w:jc w:val="left"/>
+            </w:pPr>
+            <w:r>
+              <w:t xml:space="preserve">Q14; техническая часть Q01, Q02, Q03, Q05, Q06, Q07, Q08, Q10, Q11, Q12, Q13</w:t>
             </w:r>
           </w:p>
         </w:tc>
@@ -28276,19 +28786,19 @@
               <w:jc w:val="left"/>
             </w:pPr>
             <w:r>
-              <w:t xml:space="preserve">Ожидает решения архитектора</w:t>
-            </w:r>
-          </w:p>
-        </w:tc>
-        <w:tc>
-          <w:tcPr/>
-          <w:p>
-            <w:pPr>
-              <w:pStyle w:val="Compact"/>
-              <w:jc w:val="left"/>
-            </w:pPr>
-            <w:r>
-              <w:t xml:space="preserve">Q07, Q08, Q09, Q10, Q11, Q13, Q14 (шаблон пути), Q15, Q17, Q18, D01, D04</w:t>
+              <w:t xml:space="preserve">Ожидает ответа заказчика</w:t>
+            </w:r>
+          </w:p>
+        </w:tc>
+        <w:tc>
+          <w:tcPr/>
+          <w:p>
+            <w:pPr>
+              <w:pStyle w:val="Compact"/>
+              <w:jc w:val="left"/>
+            </w:pPr>
+            <w:r>
+              <w:t xml:space="preserve">Q01, Q02, Q03, Q04, Q05, Q06, Q12 (блокирующие статусы), Q19, D02 (частично), D03 (частично), D05, D10, Коллега:Q1–Q8</w:t>
             </w:r>
           </w:p>
         </w:tc>
@@ -28302,19 +28812,19 @@
               <w:jc w:val="left"/>
             </w:pPr>
             <w:r>
-              <w:t xml:space="preserve">Ожидает владельца сервиса</w:t>
-            </w:r>
-          </w:p>
-        </w:tc>
-        <w:tc>
-          <w:tcPr/>
-          <w:p>
-            <w:pPr>
-              <w:pStyle w:val="Compact"/>
-              <w:jc w:val="left"/>
-            </w:pPr>
-            <w:r>
-              <w:t xml:space="preserve">Q02 (пояс JVM), Q06, Q08 (TariffService), Q09 (адресный сервис), Q12 (заявки), D06, Коллега:Q8, Коллега:Q9</w:t>
+              <w:t xml:space="preserve">Ожидает решения архитектора</w:t>
+            </w:r>
+          </w:p>
+        </w:tc>
+        <w:tc>
+          <w:tcPr/>
+          <w:p>
+            <w:pPr>
+              <w:pStyle w:val="Compact"/>
+              <w:jc w:val="left"/>
+            </w:pPr>
+            <w:r>
+              <w:t xml:space="preserve">Q07, Q08, Q09, Q10, Q11, Q13, Q14 (шаблон пути), Q17 (имя поля номера), D01, D04</w:t>
             </w:r>
           </w:p>
         </w:tc>
@@ -28328,6 +28838,32 @@
               <w:jc w:val="left"/>
             </w:pPr>
             <w:r>
+              <w:t xml:space="preserve">Ожидает владельца сервиса</w:t>
+            </w:r>
+          </w:p>
+        </w:tc>
+        <w:tc>
+          <w:tcPr/>
+          <w:p>
+            <w:pPr>
+              <w:pStyle w:val="Compact"/>
+              <w:jc w:val="left"/>
+            </w:pPr>
+            <w:r>
+              <w:t xml:space="preserve">Q02 (пояс JVM), Q06, Q08 (TariffService), Q09 (адресный сервис), Q12 (заявки), D06, Коллега:Q8, Коллега:Q9</w:t>
+            </w:r>
+          </w:p>
+        </w:tc>
+      </w:tr>
+      <w:tr>
+        <w:tc>
+          <w:tcPr/>
+          <w:p>
+            <w:pPr>
+              <w:pStyle w:val="Compact"/>
+              <w:jc w:val="left"/>
+            </w:pPr>
+            <w:r>
               <w:t xml:space="preserve">Открыт</w:t>
             </w:r>
           </w:p>
@@ -28340,7 +28876,7 @@
               <w:jc w:val="left"/>
             </w:pPr>
             <w:r>
-              <w:t xml:space="preserve">Q16, Коллега:Q2</w:t>
+              <w:t xml:space="preserve">Q16 (объём импорта), Коллега:Q2</w:t>
             </w:r>
           </w:p>
         </w:tc>
@@ -28361,7 +28897,7 @@
         <w:t xml:space="preserve"> </w:t>
       </w:r>
       <w:r>
-        <w:t xml:space="preserve">До передачи в реализацию закрыть: контракт точки маршрута и расчётных полей (Q08, Q09, D01, D06), правило дубля (Q01), период доступности (Q02), состав списка и фильтров (Q03), реактивацию истёкших (Q04, D05), ограничения ожидания и числа точек (Q05, D02, D10), историю и защиту от потери изменений (Q11, D04), нумерацию и идемпотентность (Q10), состав блокирующих статусов (Q12), шаблон доступа (Q14), объём массовой загрузки (Q16). Зафиксировать OpenAPI с утверждёнными путями, DTO, ошибками и примерами. Вернуть в T01.1 изменения DDL:</w:t>
+        <w:t xml:space="preserve">До передачи в реализацию закрыть: контракт точки маршрута и расчётных полей (Q08, Q09, D01, D06), правило дубля (Q01), период доступности (Q02), состав списка и фильтров (Q03), реактивацию истёкших (Q04, D05), ограничения ожидания и числа точек (Q05, D02, D10), историю и защиту от потери изменений (Q11, D04), нумерацию и идемпотентность (Q10), состав блокирующих статусов (Q12), шаблон доступа (Q14), точное имя поля номера (Q17) и объём массового импорта (Q16). Зафиксировать OpenAPI с утверждёнными путями, DTO, ошибками и примерами. Зарегистрировать новые URL в</w:t>
       </w:r>
       <w:r>
         <w:t xml:space="preserve"> </w:t>
@@ -28370,13 +28906,25 @@
         <w:rPr>
           <w:rStyle w:val="VerbatimChar"/>
         </w:rPr>
+        <w:t xml:space="preserve">role-check-starter</w:t>
+      </w:r>
+      <w:r>
+        <w:t xml:space="preserve">. Изменения DDL по</w:t>
+      </w:r>
+      <w:r>
+        <w:t xml:space="preserve"> </w:t>
+      </w:r>
+      <w:r>
+        <w:rPr>
+          <w:rStyle w:val="VerbatimChar"/>
+        </w:rPr>
         <w:t xml:space="preserve">tariff_id</w:t>
       </w:r>
       <w:r>
         <w:t xml:space="preserve"> </w:t>
       </w:r>
       <w:r>
-        <w:t xml:space="preserve">(Q15) и поле времени в пути без ожидания (Q18). Зарегистрировать новые URL в</w:t>
+        <w:t xml:space="preserve">и</w:t>
       </w:r>
       <w:r>
         <w:t xml:space="preserve"> </w:t>
@@ -28385,10 +28933,13 @@
         <w:rPr>
           <w:rStyle w:val="VerbatimChar"/>
         </w:rPr>
-        <w:t xml:space="preserve">role-check-starter</w:t>
-      </w:r>
-      <w:r>
-        <w:t xml:space="preserve">.</w:t>
+        <w:t xml:space="preserve">travel_time</w:t>
+      </w:r>
+      <w:r>
+        <w:t xml:space="preserve"> </w:t>
+      </w:r>
+      <w:r>
+        <w:t xml:space="preserve">возврата в T01.1 не требуют — оба поля в актуальной редакции уже есть.</w:t>
       </w:r>
     </w:p>
     <w:p>
@@ -28492,19 +29043,61 @@
               <w:jc w:val="left"/>
             </w:pPr>
             <w:r>
-              <w:t xml:space="preserve">T01.1 «Модель данных favorite_route», v6</w:t>
-            </w:r>
-          </w:p>
-        </w:tc>
-        <w:tc>
-          <w:tcPr/>
-          <w:p>
-            <w:pPr>
-              <w:pStyle w:val="Compact"/>
-              <w:jc w:val="left"/>
-            </w:pPr>
-            <w:r>
-              <w:t xml:space="preserve">Состав полей, ограничения, DDL, таблица истории, вопросы D01–D10</w:t>
+              <w:t xml:space="preserve">T01.1 «Модель данных favorite_route» — актуальная редакция (v1.1 и позже)</w:t>
+            </w:r>
+          </w:p>
+        </w:tc>
+        <w:tc>
+          <w:tcPr/>
+          <w:p>
+            <w:pPr>
+              <w:pStyle w:val="Compact"/>
+              <w:jc w:val="left"/>
+            </w:pPr>
+            <w:r>
+              <w:t xml:space="preserve">Состав полей, ограничения, DDL, таблица истории. В ней уже есть</w:t>
+            </w:r>
+            <w:r>
+              <w:t xml:space="preserve"> </w:t>
+            </w:r>
+            <w:r>
+              <w:rPr>
+                <w:rStyle w:val="VerbatimChar"/>
+              </w:rPr>
+              <w:t xml:space="preserve">tariff_id</w:t>
+            </w:r>
+            <w:r>
+              <w:t xml:space="preserve"> </w:t>
+            </w:r>
+            <w:r>
+              <w:t xml:space="preserve">(D07) и</w:t>
+            </w:r>
+            <w:r>
+              <w:t xml:space="preserve"> </w:t>
+            </w:r>
+            <w:r>
+              <w:rPr>
+                <w:rStyle w:val="VerbatimChar"/>
+              </w:rPr>
+              <w:t xml:space="preserve">travel_time</w:t>
+            </w:r>
+            <w:r>
+              <w:t xml:space="preserve"> </w:t>
+            </w:r>
+            <w:r>
+              <w:t xml:space="preserve">«движение без ожидания», колонка номера названа</w:t>
+            </w:r>
+            <w:r>
+              <w:t xml:space="preserve"> </w:t>
+            </w:r>
+            <w:r>
+              <w:rPr>
+                <w:rStyle w:val="VerbatimChar"/>
+              </w:rPr>
+              <w:t xml:space="preserve">favorite_route_number</w:t>
+            </w:r>
+            <w:r>
+              <w:t xml:space="preserve">, защита нумерации описана в D13, контракт передачи ожидания перевозчику — в D05. Редакция v6 использовалась только как исходная точка и в части этих полей устарела</w:t>
             </w:r>
           </w:p>
         </w:tc>
@@ -28556,7 +29149,37 @@
               <w:jc w:val="left"/>
             </w:pPr>
             <w:r>
-              <w:t xml:space="preserve">Переименования</w:t>
+              <w:t xml:space="preserve">Переименование</w:t>
+            </w:r>
+            <w:r>
+              <w:t xml:space="preserve"> </w:t>
+            </w:r>
+            <w:r>
+              <w:rPr>
+                <w:rStyle w:val="VerbatimChar"/>
+              </w:rPr>
+              <w:t xml:space="preserve">service_type</w:t>
+            </w:r>
+            <w:r>
+              <w:t xml:space="preserve"> </w:t>
+            </w:r>
+            <w:r>
+              <w:t xml:space="preserve">→</w:t>
+            </w:r>
+            <w:r>
+              <w:t xml:space="preserve"> </w:t>
+            </w:r>
+            <w:r>
+              <w:rPr>
+                <w:rStyle w:val="VerbatimChar"/>
+              </w:rPr>
+              <w:t xml:space="preserve">transportType</w:t>
+            </w:r>
+            <w:r>
+              <w:t xml:space="preserve"> </w:t>
+            </w:r>
+            <w:r>
+              <w:t xml:space="preserve">(п. 2, зафиксировано дословно) и факт переименования</w:t>
             </w:r>
             <w:r>
               <w:t xml:space="preserve"> </w:t>
@@ -28571,52 +29194,7 @@
               <w:t xml:space="preserve"> </w:t>
             </w:r>
             <w:r>
-              <w:t xml:space="preserve">→</w:t>
-            </w:r>
-            <w:r>
-              <w:t xml:space="preserve"> </w:t>
-            </w:r>
-            <w:r>
-              <w:rPr>
-                <w:rStyle w:val="VerbatimChar"/>
-              </w:rPr>
-              <w:t xml:space="preserve">favoriteRoute</w:t>
-            </w:r>
-            <w:r>
-              <w:t xml:space="preserve"> </w:t>
-            </w:r>
-            <w:r>
-              <w:t xml:space="preserve">и</w:t>
-            </w:r>
-            <w:r>
-              <w:t xml:space="preserve"> </w:t>
-            </w:r>
-            <w:r>
-              <w:rPr>
-                <w:rStyle w:val="VerbatimChar"/>
-              </w:rPr>
-              <w:t xml:space="preserve">service_type</w:t>
-            </w:r>
-            <w:r>
-              <w:t xml:space="preserve"> </w:t>
-            </w:r>
-            <w:r>
-              <w:t xml:space="preserve">→</w:t>
-            </w:r>
-            <w:r>
-              <w:t xml:space="preserve"> </w:t>
-            </w:r>
-            <w:r>
-              <w:rPr>
-                <w:rStyle w:val="VerbatimChar"/>
-              </w:rPr>
-              <w:t xml:space="preserve">transportType</w:t>
-            </w:r>
-            <w:r>
-              <w:t xml:space="preserve"> </w:t>
-            </w:r>
-            <w:r>
-              <w:t xml:space="preserve">(п. 1, 2), отсутствие поля услуги (п. 3) и ТС (п. 4), классы такси (п. 5), территория по первой точке (п. 6), источник бесплатного ожидания (п. 7), отдельное поле времени в пути (п. 8), цель поездки (п. 9), связь с тарифом (п. 10), массовый импорт (п. 11), отсутствие поля эскалации (п. 12)</w:t>
+              <w:t xml:space="preserve">без указания точного имени (п. 1 — см. Q17), отсутствие поля услуги (п. 3) и ТС (п. 4), классы такси (п. 5), территория по первой точке (п. 6), источник бесплатного ожидания (п. 7), отдельное поле времени в пути (п. 8), цель поездки (п. 9), связь с тарифом (п. 10), массовый импорт (п. 11), отсутствие поля эскалации (п. 12)</w:t>
             </w:r>
           </w:p>
         </w:tc>
@@ -28806,7 +29384,65 @@
         <w:t xml:space="preserve">waitTimeSeconds</w:t>
       </w:r>
       <w:r>
-        <w:t xml:space="preserve">) опиралась на неиспользуемую копию proto-файла; в настоящей редакции принята единица платформы — миллисекунды.</w:t>
+        <w:t xml:space="preserve">) опиралась на</w:t>
+      </w:r>
+      <w:r>
+        <w:t xml:space="preserve"> </w:t>
+      </w:r>
+      <w:r>
+        <w:rPr>
+          <w:rStyle w:val="VerbatimChar"/>
+        </w:rPr>
+        <w:t xml:space="preserve">TariffDescriptor.proto</w:t>
+      </w:r>
+      <w:r>
+        <w:t xml:space="preserve">, на который в Java-коде нет ни одной ссылки; в настоящей редакции принята единица платформы — миллисекунды, с оговоркой про секунды в исходящем сообщении перевозчику (T01.1, D05). Вопросы Q15 и</w:t>
+      </w:r>
+      <w:r>
+        <w:t xml:space="preserve"> </w:t>
+      </w:r>
+      <w:r>
+        <w:rPr>
+          <w:rStyle w:val="VerbatimChar"/>
+        </w:rPr>
+        <w:t xml:space="preserve">travel_time</w:t>
+      </w:r>
+      <w:r>
+        <w:t xml:space="preserve"> </w:t>
+      </w:r>
+      <w:r>
+        <w:t xml:space="preserve">(Q18) ставились к редакции T01.1 v6 и в актуальной редакции закрыты. Имя поля человекочитаемого номера решённым</w:t>
+      </w:r>
+      <w:r>
+        <w:t xml:space="preserve"> </w:t>
+      </w:r>
+      <w:r>
+        <w:rPr>
+          <w:bCs/>
+          <w:b/>
+        </w:rPr>
+        <w:t xml:space="preserve">не</w:t>
+      </w:r>
+      <w:r>
+        <w:t xml:space="preserve"> </w:t>
+      </w:r>
+      <w:r>
+        <w:t xml:space="preserve">считается: в таблицах используется рабочее</w:t>
+      </w:r>
+      <w:r>
+        <w:t xml:space="preserve"> </w:t>
+      </w:r>
+      <w:r>
+        <w:rPr>
+          <w:rStyle w:val="VerbatimChar"/>
+        </w:rPr>
+        <w:t xml:space="preserve">favoriteRouteNumber</w:t>
+      </w:r>
+      <w:r>
+        <w:t xml:space="preserve"> </w:t>
+      </w:r>
+      <w:r>
+        <w:t xml:space="preserve">(Q17).</w:t>
       </w:r>
     </w:p>
     <w:bookmarkEnd w:id="86"/>
